--- a/CMA_B1_Ch16_AnswerKeys.docx
+++ b/CMA_B1_Ch16_AnswerKeys.docx
@@ -27,7 +27,7 @@
           <w:sz w:val="20"/>
           <w:szCs w:val="20"/>
         </w:rPr>
-        <w:t xml:space="preserve">Sections 16.1, 16.3 · Consolidated Financial Statements · 44 items · keep this sheet separate from the handout</w:t>
+        <w:t xml:space="preserve">What consolidated statements are · and 1 more section · Consolidated Financial Statements · 44 items · keep this sheet separate from the handout</w:t>
       </w:r>
     </w:p>
     <w:tbl>
@@ -2444,7 +2444,7 @@
           <w:sz w:val="20"/>
           <w:szCs w:val="20"/>
         </w:rPr>
-        <w:t xml:space="preserve">Section 16.4 · Consolidated Financial Statements · 38 items · keep this sheet separate from the handout</w:t>
+        <w:t xml:space="preserve">The acquisition: goodwill and noncontrolling interest · Consolidated Financial Statements · 38 items · keep this sheet separate from the handout</w:t>
       </w:r>
     </w:p>
     <w:tbl>
@@ -4611,7 +4611,7 @@
           <w:sz w:val="20"/>
           <w:szCs w:val="20"/>
         </w:rPr>
-        <w:t xml:space="preserve">Sections 16.5, 16.6 · Consolidated Financial Statements · 36 items · keep this sheet separate from the handout</w:t>
+        <w:t xml:space="preserve">Eliminating intercompany balances and transactions · and 1 more section · Consolidated Financial Statements · 36 items · keep this sheet separate from the handout</w:t>
       </w:r>
     </w:p>
     <w:tbl>
